--- a/zht/docx/118.content.docx
+++ b/zht/docx/118.content.docx
@@ -413,18 +413,12 @@
           <w:lang w:val="zh_TW" w:bidi="zh_TW"/>
         </w:rPr>
       </w:r>
-      <w:hyperlink r:id="rId13">
-        <w:r>
-          <w:rPr>
-            <w:lang w:val="zh_TW" w:bidi="zh_TW"/>
-          </w:rPr>
-          <w:rPr>
-            <w:color w:val="0000EE"/>
-            <w:u w:val="single"/>
-          </w:rPr>
-          <w:t>彼得前書1:23</w:t>
-        </w:r>
-      </w:hyperlink>
+      <w:r>
+        <w:rPr>
+          <w:lang w:val="zh_TW" w:bidi="zh_TW"/>
+        </w:rPr>
+        <w:t>彼得前書1:23</w:t>
+      </w:r>
     </w:p>
     <w:p>
       <w:pPr>
@@ -437,18 +431,12 @@
           <w:lang w:val="zh_TW" w:bidi="zh_TW"/>
         </w:rPr>
       </w:r>
-      <w:hyperlink r:id="rId14">
-        <w:r>
-          <w:rPr>
-            <w:lang w:val="zh_TW" w:bidi="zh_TW"/>
-          </w:rPr>
-          <w:rPr>
-            <w:color w:val="0000EE"/>
-            <w:u w:val="single"/>
-          </w:rPr>
-          <w:t>哥林多後書2:16–17</w:t>
-        </w:r>
-      </w:hyperlink>
+      <w:r>
+        <w:rPr>
+          <w:lang w:val="zh_TW" w:bidi="zh_TW"/>
+        </w:rPr>
+        <w:t>哥林多後書2:16–17</w:t>
+      </w:r>
     </w:p>
     <w:p>
       <w:pPr>
@@ -461,18 +449,12 @@
           <w:lang w:val="zh_TW" w:bidi="zh_TW"/>
         </w:rPr>
       </w:r>
-      <w:hyperlink r:id="rId15">
-        <w:r>
-          <w:rPr>
-            <w:lang w:val="zh_TW" w:bidi="zh_TW"/>
-          </w:rPr>
-          <w:rPr>
-            <w:color w:val="0000EE"/>
-            <w:u w:val="single"/>
-          </w:rPr>
-          <w:t>帖撒羅尼迦後書2:10</w:t>
-        </w:r>
-      </w:hyperlink>
+      <w:r>
+        <w:rPr>
+          <w:lang w:val="zh_TW" w:bidi="zh_TW"/>
+        </w:rPr>
+        <w:t>帖撒羅尼迦後書2:10</w:t>
+      </w:r>
     </w:p>
     <w:p>
       <w:pPr>
@@ -485,18 +467,12 @@
           <w:lang w:val="zh_TW" w:bidi="zh_TW"/>
         </w:rPr>
       </w:r>
-      <w:hyperlink r:id="rId16">
-        <w:r>
-          <w:rPr>
-            <w:lang w:val="zh_TW" w:bidi="zh_TW"/>
-          </w:rPr>
-          <w:rPr>
-            <w:color w:val="0000EE"/>
-            <w:u w:val="single"/>
-          </w:rPr>
-          <w:t>耶利米書18:18</w:t>
-        </w:r>
-      </w:hyperlink>
+      <w:r>
+        <w:rPr>
+          <w:lang w:val="zh_TW" w:bidi="zh_TW"/>
+        </w:rPr>
+        <w:t>耶利米書18:18</w:t>
+      </w:r>
     </w:p>
     <w:p>
       <w:pPr>
@@ -509,18 +485,12 @@
           <w:lang w:val="zh_TW" w:bidi="zh_TW"/>
         </w:rPr>
       </w:r>
-      <w:hyperlink r:id="rId17">
-        <w:r>
-          <w:rPr>
-            <w:lang w:val="zh_TW" w:bidi="zh_TW"/>
-          </w:rPr>
-          <w:rPr>
-            <w:color w:val="0000EE"/>
-            <w:u w:val="single"/>
-          </w:rPr>
-          <w:t>詩篇49:18–20</w:t>
-        </w:r>
-      </w:hyperlink>
+      <w:r>
+        <w:rPr>
+          <w:lang w:val="zh_TW" w:bidi="zh_TW"/>
+        </w:rPr>
+        <w:t>詩篇49:18–20</w:t>
+      </w:r>
     </w:p>
     <w:p>
       <w:pPr>
@@ -533,18 +503,12 @@
           <w:lang w:val="zh_TW" w:bidi="zh_TW"/>
         </w:rPr>
       </w:r>
-      <w:hyperlink r:id="rId18">
-        <w:r>
-          <w:rPr>
-            <w:lang w:val="zh_TW" w:bidi="zh_TW"/>
-          </w:rPr>
-          <w:rPr>
-            <w:color w:val="0000EE"/>
-            <w:u w:val="single"/>
-          </w:rPr>
-          <w:t>撒迦利亞書9:5–7</w:t>
-        </w:r>
-      </w:hyperlink>
+      <w:r>
+        <w:rPr>
+          <w:lang w:val="zh_TW" w:bidi="zh_TW"/>
+        </w:rPr>
+        <w:t>撒迦利亞書9:5–7</w:t>
+      </w:r>
     </w:p>
     <w:p>
       <w:pPr>
@@ -557,18 +521,12 @@
           <w:lang w:val="zh_TW" w:bidi="zh_TW"/>
         </w:rPr>
       </w:r>
-      <w:hyperlink r:id="rId19">
-        <w:r>
-          <w:rPr>
-            <w:lang w:val="zh_TW" w:bidi="zh_TW"/>
-          </w:rPr>
-          <w:rPr>
-            <w:color w:val="0000EE"/>
-            <w:u w:val="single"/>
-          </w:rPr>
-          <w:t>撒迦利亞書13:8</w:t>
-        </w:r>
-      </w:hyperlink>
+      <w:r>
+        <w:rPr>
+          <w:lang w:val="zh_TW" w:bidi="zh_TW"/>
+        </w:rPr>
+        <w:t>撒迦利亞書13:8</w:t>
+      </w:r>
     </w:p>
     <w:p>
       <w:pPr>

--- a/zht/docx/118.content.docx
+++ b/zht/docx/118.content.docx
@@ -364,31 +364,7 @@
         <w:rPr>
           <w:lang w:val="zh_TW" w:bidi="zh_TW"/>
         </w:rPr>
-        <w:t>（另見：</w:t>
-      </w:r>
-      <w:r>
-        <w:rPr>
-          <w:lang w:val="zh_TW" w:bidi="zh_TW"/>
-        </w:rPr>
-        <w:t>死亡</w:t>
-      </w:r>
-      <w:r>
-        <w:rPr>
-          <w:lang w:val="zh_TW" w:bidi="zh_TW"/>
-        </w:rPr>
-        <w:t>、</w:t>
-      </w:r>
-      <w:r>
-        <w:rPr>
-          <w:lang w:val="zh_TW" w:bidi="zh_TW"/>
-        </w:rPr>
-        <w:t>永恆</w:t>
-      </w:r>
-      <w:r>
-        <w:rPr>
-          <w:lang w:val="zh_TW" w:bidi="zh_TW"/>
-        </w:rPr>
-        <w:t>）</w:t>
+        <w:t>（另見：死亡、永恆）</w:t>
       </w:r>
     </w:p>
     <w:p>
